--- a/credit-report-formatter/skills/credit-report-formatter/templates/reference-doc-windows.docx
+++ b/credit-report-formatter/skills/credit-report-formatter/templates/reference-doc-windows.docx
@@ -1073,7 +1073,7 @@
     <w:qFormat/>
     <w:uiPriority w:val="10"/>
     <w:pPr>
-      <w:spacing w:before="360" w:after="240"/>
+      <w:spacing w:before="360" w:after="240" w:line="240" w:lineRule="auto"/>
       <w:jc w:val="center"/>
     </w:pPr>
     <w:rPr>

--- a/credit-report-formatter/skills/credit-report-formatter/templates/reference-doc-windows.docx
+++ b/credit-report-formatter/skills/credit-report-formatter/templates/reference-doc-windows.docx
@@ -1074,7 +1074,7 @@
     <w:uiPriority w:val="10"/>
     <w:pPr>
       <w:spacing w:before="360" w:after="240" w:line="240" w:lineRule="auto"/>
-      <w:jc w:val="center"/>
+      <w:jc w:val="left"/>
     </w:pPr>
     <w:rPr>
       <w:rFonts w:ascii="黑体" w:hAnsi="黑体" w:eastAsia="黑体" w:cs="黑体"/>

--- a/credit-report-formatter/skills/credit-report-formatter/templates/reference-doc-windows.docx
+++ b/credit-report-formatter/skills/credit-report-formatter/templates/reference-doc-windows.docx
@@ -1074,7 +1074,7 @@
     <w:uiPriority w:val="10"/>
     <w:pPr>
       <w:spacing w:before="360" w:after="240" w:line="240" w:lineRule="auto"/>
-      <w:jc w:val="left"/>
+      <w:jc w:val="center"/>
     </w:pPr>
     <w:rPr>
       <w:rFonts w:ascii="黑体" w:hAnsi="黑体" w:eastAsia="黑体" w:cs="黑体"/>
